--- a/docs/homeworks/hw_6_mult_reg/06_homework_multiple_regression.docx
+++ b/docs/homeworks/hw_6_mult_reg/06_homework_multiple_regression.docx
@@ -754,7 +754,7 @@
                     <a:graphicData uri="http://schemas.openxmlformats.org/drawingml/2006/picture">
                       <pic:pic>
                         <pic:nvPicPr>
-                          <pic:cNvPr descr="/Applications/quarto/share/formats/docx/note.png" id="12" name="Picture"/>
+                          <pic:cNvPr descr="/Applications/Positron.app/Contents/Resources/app/quarto/share/formats/docx/note.png" id="12" name="Picture"/>
                           <pic:cNvPicPr>
                             <a:picLocks noChangeArrowheads="1" noChangeAspect="1"/>
                           </pic:cNvPicPr>
@@ -956,7 +956,7 @@
                     <a:graphicData uri="http://schemas.openxmlformats.org/drawingml/2006/picture">
                       <pic:pic>
                         <pic:nvPicPr>
-                          <pic:cNvPr descr="/Applications/quarto/share/formats/docx/important.png" id="20" name="Picture"/>
+                          <pic:cNvPr descr="/Applications/Positron.app/Contents/Resources/app/quarto/share/formats/docx/important.png" id="20" name="Picture"/>
                           <pic:cNvPicPr>
                             <a:picLocks noChangeArrowheads="1" noChangeAspect="1"/>
                           </pic:cNvPicPr>
@@ -1147,7 +1147,7 @@
                     <a:graphicData uri="http://schemas.openxmlformats.org/drawingml/2006/picture">
                       <pic:pic>
                         <pic:nvPicPr>
-                          <pic:cNvPr descr="/Applications/quarto/share/formats/docx/important.png" id="23" name="Picture"/>
+                          <pic:cNvPr descr="/Applications/Positron.app/Contents/Resources/app/quarto/share/formats/docx/important.png" id="23" name="Picture"/>
                           <pic:cNvPicPr>
                             <a:picLocks noChangeArrowheads="1" noChangeAspect="1"/>
                           </pic:cNvPicPr>
@@ -1355,7 +1355,7 @@
                     <a:graphicData uri="http://schemas.openxmlformats.org/drawingml/2006/picture">
                       <pic:pic>
                         <pic:nvPicPr>
-                          <pic:cNvPr descr="/Applications/quarto/share/formats/docx/important.png" id="27" name="Picture"/>
+                          <pic:cNvPr descr="/Applications/Positron.app/Contents/Resources/app/quarto/share/formats/docx/important.png" id="27" name="Picture"/>
                           <pic:cNvPicPr>
                             <a:picLocks noChangeArrowheads="1" noChangeAspect="1"/>
                           </pic:cNvPicPr>
@@ -1824,7 +1824,7 @@
                     <a:graphicData uri="http://schemas.openxmlformats.org/drawingml/2006/picture">
                       <pic:pic>
                         <pic:nvPicPr>
-                          <pic:cNvPr descr="/Applications/quarto/share/formats/docx/important.png" id="31" name="Picture"/>
+                          <pic:cNvPr descr="/Applications/Positron.app/Contents/Resources/app/quarto/share/formats/docx/important.png" id="31" name="Picture"/>
                           <pic:cNvPicPr>
                             <a:picLocks noChangeArrowheads="1" noChangeAspect="1"/>
                           </pic:cNvPicPr>
@@ -2065,7 +2065,7 @@
                     <a:graphicData uri="http://schemas.openxmlformats.org/drawingml/2006/picture">
                       <pic:pic>
                         <pic:nvPicPr>
-                          <pic:cNvPr descr="/Applications/quarto/share/formats/docx/important.png" id="35" name="Picture"/>
+                          <pic:cNvPr descr="/Applications/Positron.app/Contents/Resources/app/quarto/share/formats/docx/important.png" id="35" name="Picture"/>
                           <pic:cNvPicPr>
                             <a:picLocks noChangeArrowheads="1" noChangeAspect="1"/>
                           </pic:cNvPicPr>
@@ -2687,7 +2687,7 @@
                     <a:graphicData uri="http://schemas.openxmlformats.org/drawingml/2006/picture">
                       <pic:pic>
                         <pic:nvPicPr>
-                          <pic:cNvPr descr="/Applications/quarto/share/formats/docx/note.png" id="40" name="Picture"/>
+                          <pic:cNvPr descr="/Applications/Positron.app/Contents/Resources/app/quarto/share/formats/docx/note.png" id="40" name="Picture"/>
                           <pic:cNvPicPr>
                             <a:picLocks noChangeArrowheads="1" noChangeAspect="1"/>
                           </pic:cNvPicPr>
@@ -2886,7 +2886,7 @@
                     <a:graphicData uri="http://schemas.openxmlformats.org/drawingml/2006/picture">
                       <pic:pic>
                         <pic:nvPicPr>
-                          <pic:cNvPr descr="/Applications/quarto/share/formats/docx/important.png" id="45" name="Picture"/>
+                          <pic:cNvPr descr="/Applications/Positron.app/Contents/Resources/app/quarto/share/formats/docx/important.png" id="45" name="Picture"/>
                           <pic:cNvPicPr>
                             <a:picLocks noChangeArrowheads="1" noChangeAspect="1"/>
                           </pic:cNvPicPr>
@@ -3333,7 +3333,7 @@
                     <a:graphicData uri="http://schemas.openxmlformats.org/drawingml/2006/picture">
                       <pic:pic>
                         <pic:nvPicPr>
-                          <pic:cNvPr descr="/Applications/quarto/share/formats/docx/important.png" id="49" name="Picture"/>
+                          <pic:cNvPr descr="/Applications/Positron.app/Contents/Resources/app/quarto/share/formats/docx/important.png" id="49" name="Picture"/>
                           <pic:cNvPicPr>
                             <a:picLocks noChangeArrowheads="1" noChangeAspect="1"/>
                           </pic:cNvPicPr>
